--- a/17 18 20/04_SQL/raw/2) Ethans DQL.docx
+++ b/17 18 20/04_SQL/raw/2) Ethans DQL.docx
@@ -43,8 +43,30 @@
           <w:sz w:val="24"/>
           <w:szCs w:val="24"/>
         </w:rPr>
-        <w:t>Create database db2</w:t>
-      </w:r>
+        <w:t xml:space="preserve">Create database </w:t>
+      </w:r>
+      <w:r>
+        <w:rPr>
+          <w:rFonts w:ascii="Courier New" w:hAnsi="Courier New" w:cs="Courier New"/>
+          <w:b/>
+          <w:color w:val="70AD47" w:themeColor="accent6"/>
+          <w:sz w:val="24"/>
+          <w:szCs w:val="24"/>
+        </w:rPr>
+        <w:t>MYDB02</w:t>
+      </w:r>
+    </w:p>
+    <w:p>
+      <w:pPr>
+        <w:spacing w:after="0"/>
+        <w:rPr>
+          <w:rFonts w:ascii="Courier New" w:hAnsi="Courier New" w:cs="Courier New"/>
+          <w:b/>
+          <w:color w:val="70AD47" w:themeColor="accent6"/>
+          <w:sz w:val="24"/>
+          <w:szCs w:val="24"/>
+        </w:rPr>
+      </w:pPr>
     </w:p>
     <w:p>
       <w:pPr>
@@ -417,6 +439,18 @@
           <w:szCs w:val="24"/>
         </w:rPr>
       </w:pPr>
+    </w:p>
+    <w:p>
+      <w:pPr>
+        <w:spacing w:after="0"/>
+        <w:rPr>
+          <w:rFonts w:ascii="Courier New" w:hAnsi="Courier New" w:cs="Courier New"/>
+          <w:b/>
+          <w:color w:val="70AD47" w:themeColor="accent6"/>
+          <w:sz w:val="24"/>
+          <w:szCs w:val="24"/>
+        </w:rPr>
+      </w:pPr>
       <w:r>
         <w:rPr>
           <w:rFonts w:ascii="Courier New" w:hAnsi="Courier New" w:cs="Courier New"/>
@@ -469,6 +503,18 @@
           <w:szCs w:val="24"/>
         </w:rPr>
       </w:pPr>
+    </w:p>
+    <w:p>
+      <w:pPr>
+        <w:spacing w:after="0"/>
+        <w:rPr>
+          <w:rFonts w:ascii="Courier New" w:hAnsi="Courier New" w:cs="Courier New"/>
+          <w:b/>
+          <w:color w:val="70AD47" w:themeColor="accent6"/>
+          <w:sz w:val="24"/>
+          <w:szCs w:val="24"/>
+        </w:rPr>
+      </w:pPr>
       <w:r>
         <w:rPr>
           <w:rFonts w:ascii="Courier New" w:hAnsi="Courier New" w:cs="Courier New"/>
@@ -669,28 +715,28 @@
           <w:szCs w:val="24"/>
         </w:rPr>
       </w:pPr>
-    </w:p>
-    <w:p>
-      <w:pPr>
-        <w:spacing w:after="0"/>
-        <w:rPr>
-          <w:rFonts w:ascii="Courier New" w:hAnsi="Courier New" w:cs="Courier New"/>
-          <w:b/>
-          <w:color w:val="70AD47" w:themeColor="accent6"/>
-          <w:sz w:val="24"/>
-          <w:szCs w:val="24"/>
-        </w:rPr>
-      </w:pPr>
-      <w:r>
-        <w:rPr>
-          <w:rFonts w:ascii="Courier New" w:hAnsi="Courier New" w:cs="Courier New"/>
-          <w:b/>
-          <w:color w:val="70AD47" w:themeColor="accent6"/>
-          <w:sz w:val="24"/>
-          <w:szCs w:val="24"/>
-        </w:rPr>
-        <w:t>'Data Manipulation Language (DML)'</w:t>
-      </w:r>
+      <w:r>
+        <w:rPr>
+          <w:rFonts w:ascii="Courier New" w:hAnsi="Courier New" w:cs="Courier New"/>
+          <w:b/>
+          <w:color w:val="70AD47" w:themeColor="accent6"/>
+          <w:sz w:val="24"/>
+          <w:szCs w:val="24"/>
+        </w:rPr>
+        <w:t>DQL</w:t>
+      </w:r>
+    </w:p>
+    <w:p>
+      <w:pPr>
+        <w:spacing w:after="0"/>
+        <w:rPr>
+          <w:rFonts w:ascii="Courier New" w:hAnsi="Courier New" w:cs="Courier New"/>
+          <w:b/>
+          <w:color w:val="70AD47" w:themeColor="accent6"/>
+          <w:sz w:val="24"/>
+          <w:szCs w:val="24"/>
+        </w:rPr>
+      </w:pPr>
     </w:p>
     <w:p>
       <w:pPr>
@@ -757,19 +803,7 @@
           <w:sz w:val="24"/>
           <w:szCs w:val="24"/>
         </w:rPr>
-        <w:t>SELECT Column0</w:t>
-      </w:r>
-      <w:bookmarkStart w:id="0" w:name="_GoBack"/>
-      <w:bookmarkEnd w:id="0"/>
-      <w:r>
-        <w:rPr>
-          <w:rFonts w:ascii="Courier New" w:hAnsi="Courier New" w:cs="Courier New"/>
-          <w:b/>
-          <w:color w:val="70AD47" w:themeColor="accent6"/>
-          <w:sz w:val="24"/>
-          <w:szCs w:val="24"/>
-        </w:rPr>
-        <w:t>1,</w:t>
+        <w:t>SELECT Column01,</w:t>
       </w:r>
       <w:r>
         <w:rPr>
@@ -1340,17 +1374,6 @@
       <w:pPr>
         <w:spacing w:after="0"/>
         <w:rPr>
-          <w:rFonts w:ascii="Courier New" w:hAnsi="Courier New" w:cs="Courier New"/>
-          <w:color w:val="70AD47" w:themeColor="accent6"/>
-          <w:sz w:val="24"/>
-          <w:szCs w:val="24"/>
-        </w:rPr>
-      </w:pPr>
-    </w:p>
-    <w:p>
-      <w:pPr>
-        <w:spacing w:after="0"/>
-        <w:rPr>
           <w:rFonts w:ascii="Candara" w:hAnsi="Candara" w:cs="Courier New"/>
           <w:color w:val="000000"/>
           <w:sz w:val="24"/>
@@ -1536,28 +1559,8 @@
         </w:rPr>
         <w:t>;</w:t>
       </w:r>
-    </w:p>
-    <w:p>
-      <w:pPr>
-        <w:spacing w:after="0"/>
-        <w:rPr>
-          <w:rFonts w:ascii="Courier New" w:hAnsi="Courier New" w:cs="Courier New"/>
-          <w:color w:val="70AD47" w:themeColor="accent6"/>
-          <w:sz w:val="24"/>
-          <w:szCs w:val="24"/>
-        </w:rPr>
-      </w:pPr>
-    </w:p>
-    <w:p>
-      <w:pPr>
-        <w:spacing w:after="0"/>
-        <w:rPr>
-          <w:rFonts w:ascii="Courier New" w:hAnsi="Courier New" w:cs="Courier New"/>
-          <w:color w:val="70AD47" w:themeColor="accent6"/>
-          <w:sz w:val="24"/>
-          <w:szCs w:val="24"/>
-        </w:rPr>
-      </w:pPr>
+      <w:bookmarkStart w:id="0" w:name="_GoBack"/>
+      <w:bookmarkEnd w:id="0"/>
     </w:p>
     <w:sectPr>
       <w:pgSz w:w="11906" w:h="16838"/>
@@ -4024,10 +4027,22 @@
 </s:customData>
 </file>
 
+<file path=customXml/item2.xml><?xml version="1.0" encoding="utf-8"?>
+<b:Sources xmlns:b="http://schemas.openxmlformats.org/officeDocument/2006/bibliography" xmlns="http://schemas.openxmlformats.org/officeDocument/2006/bibliography" SelectedStyle="\APASixthEditionOfficeOnline.xsl" StyleName="APA" Version="6"/>
+</file>
+
 <file path=customXml/itemProps1.xml><?xml version="1.0" encoding="utf-8"?>
 <ds:datastoreItem xmlns:ds="http://schemas.openxmlformats.org/officeDocument/2006/customXml" ds:itemID="{B1977F7D-205B-4081-913C-38D41E755F92}">
   <ds:schemaRefs>
     <ds:schemaRef ds:uri="http://www.wps.cn/officeDocument/2013/wpsCustomData"/>
   </ds:schemaRefs>
 </ds:datastoreItem>
+</file>
+
+<file path=customXml/itemProps2.xml><?xml version="1.0" encoding="utf-8"?>
+<ds:datastoreItem xmlns:ds="http://schemas.openxmlformats.org/officeDocument/2006/customXml" ds:itemID="{9854E046-D0E7-4128-B303-FC3F3E72F8A7}">
+  <ds:schemaRefs>
+    <ds:schemaRef ds:uri="http://schemas.openxmlformats.org/officeDocument/2006/bibliography"/>
+  </ds:schemaRefs>
+</ds:datastoreItem>
 </file>